--- a/Docs/Звіт.docx
+++ b/Docs/Звіт.docx
@@ -190,39 +190,24 @@
     </w:p>
     <w:p>
       <w:pPr>
-        <w:pStyle w:val="2"/>
-        <w:tabs>
-          <w:tab w:val="left" w:pos="9250"/>
-          <w:tab w:val="left" w:pos="9456"/>
-        </w:tabs>
-        <w:spacing w:before="0"/>
+        <w:jc w:val="center"/>
         <w:rPr>
           <w:b/>
-          <w:color w:val="auto"/>
-          <w:szCs w:val="28"/>
           <w:u w:val="thick"/>
         </w:rPr>
       </w:pPr>
       <w:r>
-        <w:rPr>
-          <w:color w:val="auto"/>
-          <w:szCs w:val="28"/>
-        </w:rPr>
         <w:t>Освітньо–професійна програма</w:t>
       </w:r>
       <w:r>
         <w:rPr>
-          <w:color w:val="auto"/>
           <w:spacing w:val="-26"/>
-          <w:szCs w:val="28"/>
         </w:rPr>
         <w:t xml:space="preserve"> </w:t>
       </w:r>
       <w:r>
         <w:rPr>
           <w:b/>
-          <w:color w:val="auto"/>
-          <w:szCs w:val="28"/>
           <w:u w:val="thick"/>
         </w:rPr>
         <w:t xml:space="preserve"> </w:t>
@@ -230,94 +215,49 @@
       <w:r>
         <w:rPr>
           <w:bCs/>
-          <w:color w:val="auto"/>
-          <w:szCs w:val="28"/>
           <w:u w:val="thick"/>
         </w:rPr>
         <w:t>Інформатика</w:t>
       </w:r>
-      <w:r>
-        <w:rPr>
-          <w:color w:val="auto"/>
-          <w:szCs w:val="28"/>
-          <w:u w:val="thick"/>
-        </w:rPr>
-        <w:tab/>
-      </w:r>
-    </w:p>
-    <w:p>
-      <w:pPr>
-        <w:pStyle w:val="2"/>
-        <w:tabs>
-          <w:tab w:val="left" w:pos="9244"/>
-        </w:tabs>
-        <w:spacing w:before="0"/>
+    </w:p>
+    <w:p>
+      <w:pPr>
+        <w:jc w:val="center"/>
         <w:rPr>
           <w:b/>
-          <w:color w:val="auto"/>
-          <w:szCs w:val="28"/>
           <w:u w:val="single"/>
         </w:rPr>
       </w:pPr>
       <w:r>
-        <w:rPr>
-          <w:color w:val="auto"/>
-          <w:szCs w:val="28"/>
-        </w:rPr>
         <w:t xml:space="preserve">Спеціальність </w:t>
       </w:r>
       <w:r>
         <w:rPr>
           <w:b/>
-          <w:color w:val="auto"/>
-          <w:szCs w:val="28"/>
           <w:u w:val="single"/>
         </w:rPr>
         <w:t xml:space="preserve"> </w:t>
       </w:r>
       <w:r>
         <w:rPr>
-          <w:color w:val="auto"/>
-          <w:szCs w:val="28"/>
           <w:u w:val="single"/>
         </w:rPr>
         <w:t>113 Прикладна математика</w:t>
       </w:r>
-      <w:r>
+    </w:p>
+    <w:p>
+      <w:pPr>
+        <w:jc w:val="center"/>
         <w:rPr>
           <w:b/>
-          <w:color w:val="auto"/>
-          <w:szCs w:val="28"/>
           <w:u w:val="single"/>
         </w:rPr>
-        <w:tab/>
-      </w:r>
-    </w:p>
-    <w:p>
-      <w:pPr>
-        <w:pStyle w:val="2"/>
-        <w:tabs>
-          <w:tab w:val="left" w:pos="9244"/>
-        </w:tabs>
-        <w:spacing w:before="0"/>
-        <w:rPr>
-          <w:b/>
-          <w:color w:val="auto"/>
-          <w:szCs w:val="28"/>
-          <w:u w:val="single"/>
-        </w:rPr>
-      </w:pPr>
-      <w:r>
-        <w:rPr>
-          <w:color w:val="auto"/>
-          <w:szCs w:val="28"/>
-        </w:rPr>
+      </w:pPr>
+      <w:r>
         <w:t xml:space="preserve">Галузь знань </w:t>
       </w:r>
       <w:r>
         <w:rPr>
-          <w:color w:val="auto"/>
-          <w:szCs w:val="28"/>
           <w:u w:val="single"/>
           <w:shd w:val="clear" w:color="auto" w:fill="FFFFFF"/>
         </w:rPr>
@@ -346,69 +286,35 @@
       </w:r>
       <w:r>
         <w:rPr>
-          <w:color w:val="auto"/>
-          <w:szCs w:val="28"/>
           <w:u w:val="single"/>
           <w:shd w:val="clear" w:color="auto" w:fill="FFFFFF"/>
         </w:rPr>
         <w:t>і статистика</w:t>
       </w:r>
-      <w:r>
+    </w:p>
+    <w:p>
+      <w:pPr>
+        <w:jc w:val="center"/>
         <w:rPr>
           <w:b/>
-          <w:color w:val="auto"/>
-          <w:szCs w:val="28"/>
           <w:u w:val="single"/>
         </w:rPr>
-        <w:tab/>
-      </w:r>
-    </w:p>
-    <w:p>
-      <w:pPr>
-        <w:pStyle w:val="2"/>
-        <w:tabs>
-          <w:tab w:val="left" w:pos="9244"/>
-        </w:tabs>
-        <w:spacing w:before="0"/>
+      </w:pPr>
+      <w:r>
+        <w:t xml:space="preserve">Рівень вищої освіти </w:t>
+      </w:r>
+      <w:r>
         <w:rPr>
           <w:b/>
-          <w:color w:val="auto"/>
-          <w:szCs w:val="28"/>
           <w:u w:val="single"/>
         </w:rPr>
-      </w:pPr>
-      <w:r>
-        <w:rPr>
-          <w:color w:val="auto"/>
-          <w:szCs w:val="28"/>
-        </w:rPr>
-        <w:t xml:space="preserve">Рівень вищої освіти </w:t>
-      </w:r>
-      <w:r>
-        <w:rPr>
-          <w:b/>
-          <w:color w:val="auto"/>
-          <w:szCs w:val="28"/>
+        <w:t xml:space="preserve"> </w:t>
+      </w:r>
+      <w:r>
+        <w:rPr>
           <w:u w:val="single"/>
         </w:rPr>
-        <w:t xml:space="preserve"> </w:t>
-      </w:r>
-      <w:r>
-        <w:rPr>
-          <w:color w:val="auto"/>
-          <w:szCs w:val="28"/>
-          <w:u w:val="single"/>
-        </w:rPr>
         <w:t>другий (магістерський)</w:t>
-      </w:r>
-      <w:r>
-        <w:rPr>
-          <w:b/>
-          <w:color w:val="auto"/>
-          <w:szCs w:val="28"/>
-          <w:u w:val="single"/>
-        </w:rPr>
-        <w:tab/>
       </w:r>
     </w:p>
     <w:p>
@@ -916,7 +822,7 @@
           <w:b/>
         </w:rPr>
       </w:pPr>
-      <w:bookmarkStart w:id="0" w:name="_Toc168943541"/>
+      <w:bookmarkStart w:id="0" w:name="_Toc169124374"/>
       <w:r>
         <w:rPr>
           <w:rStyle w:val="10"/>
@@ -960,7 +866,7 @@
               <w:kern w:val="2"/>
               <w:sz w:val="24"/>
               <w:szCs w:val="24"/>
-              <w:lang w:eastAsia="en-US"/>
+              <w:lang w:val="en-US" w:eastAsia="en-US"/>
               <w14:ligatures w14:val="standardContextual"/>
             </w:rPr>
           </w:pPr>
@@ -973,7 +879,7 @@
           <w:r>
             <w:fldChar w:fldCharType="separate"/>
           </w:r>
-          <w:hyperlink w:anchor="_Toc168943541" w:history="1">
+          <w:hyperlink w:anchor="_Toc169124374" w:history="1">
             <w:r>
               <w:rPr>
                 <w:rStyle w:val="a6"/>
@@ -1008,7 +914,7 @@
                 <w:noProof/>
                 <w:webHidden/>
               </w:rPr>
-              <w:instrText xml:space="preserve"> PAGEREF _Toc168943541 \h </w:instrText>
+              <w:instrText xml:space="preserve"> PAGEREF _Toc169124374 \h </w:instrText>
             </w:r>
             <w:r>
               <w:rPr>
@@ -1049,11 +955,11 @@
               <w:kern w:val="2"/>
               <w:sz w:val="24"/>
               <w:szCs w:val="24"/>
-              <w:lang w:eastAsia="en-US"/>
+              <w:lang w:val="en-US" w:eastAsia="en-US"/>
               <w14:ligatures w14:val="standardContextual"/>
             </w:rPr>
           </w:pPr>
-          <w:hyperlink w:anchor="_Toc168943542" w:history="1">
+          <w:hyperlink w:anchor="_Toc169124375" w:history="1">
             <w:r>
               <w:rPr>
                 <w:rStyle w:val="a6"/>
@@ -1080,7 +986,7 @@
                 <w:noProof/>
                 <w:webHidden/>
               </w:rPr>
-              <w:instrText xml:space="preserve"> PAGEREF _Toc168943542 \h </w:instrText>
+              <w:instrText xml:space="preserve"> PAGEREF _Toc169124375 \h </w:instrText>
             </w:r>
             <w:r>
               <w:rPr>
@@ -1121,11 +1027,11 @@
               <w:kern w:val="2"/>
               <w:sz w:val="24"/>
               <w:szCs w:val="24"/>
-              <w:lang w:eastAsia="en-US"/>
+              <w:lang w:val="en-US" w:eastAsia="en-US"/>
               <w14:ligatures w14:val="standardContextual"/>
             </w:rPr>
           </w:pPr>
-          <w:hyperlink w:anchor="_Toc168943543" w:history="1">
+          <w:hyperlink w:anchor="_Toc169124376" w:history="1">
             <w:r>
               <w:rPr>
                 <w:rStyle w:val="a6"/>
@@ -1152,7 +1058,7 @@
                 <w:noProof/>
                 <w:webHidden/>
               </w:rPr>
-              <w:instrText xml:space="preserve"> PAGEREF _Toc168943543 \h </w:instrText>
+              <w:instrText xml:space="preserve"> PAGEREF _Toc169124376 \h </w:instrText>
             </w:r>
             <w:r>
               <w:rPr>
@@ -1193,11 +1099,11 @@
               <w:kern w:val="2"/>
               <w:sz w:val="24"/>
               <w:szCs w:val="24"/>
-              <w:lang w:eastAsia="en-US"/>
+              <w:lang w:val="en-US" w:eastAsia="en-US"/>
               <w14:ligatures w14:val="standardContextual"/>
             </w:rPr>
           </w:pPr>
-          <w:hyperlink w:anchor="_Toc168943544" w:history="1">
+          <w:hyperlink w:anchor="_Toc169124377" w:history="1">
             <w:r>
               <w:rPr>
                 <w:rStyle w:val="a6"/>
@@ -1224,7 +1130,7 @@
                 <w:noProof/>
                 <w:webHidden/>
               </w:rPr>
-              <w:instrText xml:space="preserve"> PAGEREF _Toc168943544 \h </w:instrText>
+              <w:instrText xml:space="preserve"> PAGEREF _Toc169124377 \h </w:instrText>
             </w:r>
             <w:r>
               <w:rPr>
@@ -1268,11 +1174,11 @@
               <w:kern w:val="2"/>
               <w:sz w:val="24"/>
               <w:szCs w:val="24"/>
-              <w:lang w:eastAsia="en-US"/>
+              <w:lang w:val="en-US" w:eastAsia="en-US"/>
               <w14:ligatures w14:val="standardContextual"/>
             </w:rPr>
           </w:pPr>
-          <w:hyperlink w:anchor="_Toc168943545" w:history="1">
+          <w:hyperlink w:anchor="_Toc169124378" w:history="1">
             <w:r>
               <w:rPr>
                 <w:rStyle w:val="a6"/>
@@ -1299,7 +1205,7 @@
                 <w:noProof/>
                 <w:webHidden/>
               </w:rPr>
-              <w:instrText xml:space="preserve"> PAGEREF _Toc168943545 \h </w:instrText>
+              <w:instrText xml:space="preserve"> PAGEREF _Toc169124378 \h </w:instrText>
             </w:r>
             <w:r>
               <w:rPr>
@@ -1343,11 +1249,11 @@
               <w:kern w:val="2"/>
               <w:sz w:val="24"/>
               <w:szCs w:val="24"/>
-              <w:lang w:eastAsia="en-US"/>
+              <w:lang w:val="en-US" w:eastAsia="en-US"/>
               <w14:ligatures w14:val="standardContextual"/>
             </w:rPr>
           </w:pPr>
-          <w:hyperlink w:anchor="_Toc168943546" w:history="1">
+          <w:hyperlink w:anchor="_Toc169124379" w:history="1">
             <w:r>
               <w:rPr>
                 <w:rStyle w:val="a6"/>
@@ -1374,7 +1280,7 @@
                 <w:noProof/>
                 <w:webHidden/>
               </w:rPr>
-              <w:instrText xml:space="preserve"> PAGEREF _Toc168943546 \h </w:instrText>
+              <w:instrText xml:space="preserve"> PAGEREF _Toc169124379 \h </w:instrText>
             </w:r>
             <w:r>
               <w:rPr>
@@ -1418,11 +1324,11 @@
               <w:kern w:val="2"/>
               <w:sz w:val="24"/>
               <w:szCs w:val="24"/>
-              <w:lang w:eastAsia="en-US"/>
+              <w:lang w:val="en-US" w:eastAsia="en-US"/>
               <w14:ligatures w14:val="standardContextual"/>
             </w:rPr>
           </w:pPr>
-          <w:hyperlink w:anchor="_Toc168943547" w:history="1">
+          <w:hyperlink w:anchor="_Toc169124380" w:history="1">
             <w:r>
               <w:rPr>
                 <w:rStyle w:val="a6"/>
@@ -1449,7 +1355,7 @@
                 <w:noProof/>
                 <w:webHidden/>
               </w:rPr>
-              <w:instrText xml:space="preserve"> PAGEREF _Toc168943547 \h </w:instrText>
+              <w:instrText xml:space="preserve"> PAGEREF _Toc169124380 \h </w:instrText>
             </w:r>
             <w:r>
               <w:rPr>
@@ -1493,11 +1399,11 @@
               <w:kern w:val="2"/>
               <w:sz w:val="24"/>
               <w:szCs w:val="24"/>
-              <w:lang w:eastAsia="en-US"/>
+              <w:lang w:val="en-US" w:eastAsia="en-US"/>
               <w14:ligatures w14:val="standardContextual"/>
             </w:rPr>
           </w:pPr>
-          <w:hyperlink w:anchor="_Toc168943548" w:history="1">
+          <w:hyperlink w:anchor="_Toc169124381" w:history="1">
             <w:r>
               <w:rPr>
                 <w:rStyle w:val="a6"/>
@@ -1524,7 +1430,7 @@
                 <w:noProof/>
                 <w:webHidden/>
               </w:rPr>
-              <w:instrText xml:space="preserve"> PAGEREF _Toc168943548 \h </w:instrText>
+              <w:instrText xml:space="preserve"> PAGEREF _Toc169124381 \h </w:instrText>
             </w:r>
             <w:r>
               <w:rPr>
@@ -1568,11 +1474,11 @@
               <w:kern w:val="2"/>
               <w:sz w:val="24"/>
               <w:szCs w:val="24"/>
-              <w:lang w:eastAsia="en-US"/>
+              <w:lang w:val="en-US" w:eastAsia="en-US"/>
               <w14:ligatures w14:val="standardContextual"/>
             </w:rPr>
           </w:pPr>
-          <w:hyperlink w:anchor="_Toc168943549" w:history="1">
+          <w:hyperlink w:anchor="_Toc169124382" w:history="1">
             <w:r>
               <w:rPr>
                 <w:rStyle w:val="a6"/>
@@ -1599,7 +1505,7 @@
                 <w:noProof/>
                 <w:webHidden/>
               </w:rPr>
-              <w:instrText xml:space="preserve"> PAGEREF _Toc168943549 \h </w:instrText>
+              <w:instrText xml:space="preserve"> PAGEREF _Toc169124382 \h </w:instrText>
             </w:r>
             <w:r>
               <w:rPr>
@@ -1643,11 +1549,11 @@
               <w:kern w:val="2"/>
               <w:sz w:val="24"/>
               <w:szCs w:val="24"/>
-              <w:lang w:eastAsia="en-US"/>
+              <w:lang w:val="en-US" w:eastAsia="en-US"/>
               <w14:ligatures w14:val="standardContextual"/>
             </w:rPr>
           </w:pPr>
-          <w:hyperlink w:anchor="_Toc168943550" w:history="1">
+          <w:hyperlink w:anchor="_Toc169124383" w:history="1">
             <w:r>
               <w:rPr>
                 <w:rStyle w:val="a6"/>
@@ -1674,7 +1580,7 @@
                 <w:noProof/>
                 <w:webHidden/>
               </w:rPr>
-              <w:instrText xml:space="preserve"> PAGEREF _Toc168943550 \h </w:instrText>
+              <w:instrText xml:space="preserve"> PAGEREF _Toc169124383 \h </w:instrText>
             </w:r>
             <w:r>
               <w:rPr>
@@ -1718,11 +1624,11 @@
               <w:kern w:val="2"/>
               <w:sz w:val="24"/>
               <w:szCs w:val="24"/>
-              <w:lang w:eastAsia="en-US"/>
+              <w:lang w:val="en-US" w:eastAsia="en-US"/>
               <w14:ligatures w14:val="standardContextual"/>
             </w:rPr>
           </w:pPr>
-          <w:hyperlink w:anchor="_Toc168943551" w:history="1">
+          <w:hyperlink w:anchor="_Toc169124384" w:history="1">
             <w:r>
               <w:rPr>
                 <w:rStyle w:val="a6"/>
@@ -1749,7 +1655,7 @@
                 <w:noProof/>
                 <w:webHidden/>
               </w:rPr>
-              <w:instrText xml:space="preserve"> PAGEREF _Toc168943551 \h </w:instrText>
+              <w:instrText xml:space="preserve"> PAGEREF _Toc169124384 \h </w:instrText>
             </w:r>
             <w:r>
               <w:rPr>
@@ -1793,11 +1699,11 @@
               <w:kern w:val="2"/>
               <w:sz w:val="24"/>
               <w:szCs w:val="24"/>
-              <w:lang w:eastAsia="en-US"/>
+              <w:lang w:val="en-US" w:eastAsia="en-US"/>
               <w14:ligatures w14:val="standardContextual"/>
             </w:rPr>
           </w:pPr>
-          <w:hyperlink w:anchor="_Toc168943552" w:history="1">
+          <w:hyperlink w:anchor="_Toc169124385" w:history="1">
             <w:r>
               <w:rPr>
                 <w:rStyle w:val="a6"/>
@@ -1824,7 +1730,7 @@
                 <w:noProof/>
                 <w:webHidden/>
               </w:rPr>
-              <w:instrText xml:space="preserve"> PAGEREF _Toc168943552 \h </w:instrText>
+              <w:instrText xml:space="preserve"> PAGEREF _Toc169124385 \h </w:instrText>
             </w:r>
             <w:r>
               <w:rPr>
@@ -1868,11 +1774,11 @@
               <w:kern w:val="2"/>
               <w:sz w:val="24"/>
               <w:szCs w:val="24"/>
-              <w:lang w:eastAsia="en-US"/>
+              <w:lang w:val="en-US" w:eastAsia="en-US"/>
               <w14:ligatures w14:val="standardContextual"/>
             </w:rPr>
           </w:pPr>
-          <w:hyperlink w:anchor="_Toc168943553" w:history="1">
+          <w:hyperlink w:anchor="_Toc169124386" w:history="1">
             <w:r>
               <w:rPr>
                 <w:rStyle w:val="a6"/>
@@ -1899,7 +1805,7 @@
                 <w:noProof/>
                 <w:webHidden/>
               </w:rPr>
-              <w:instrText xml:space="preserve"> PAGEREF _Toc168943553 \h </w:instrText>
+              <w:instrText xml:space="preserve"> PAGEREF _Toc169124386 \h </w:instrText>
             </w:r>
             <w:r>
               <w:rPr>
@@ -1943,11 +1849,11 @@
               <w:kern w:val="2"/>
               <w:sz w:val="24"/>
               <w:szCs w:val="24"/>
-              <w:lang w:eastAsia="en-US"/>
+              <w:lang w:val="en-US" w:eastAsia="en-US"/>
               <w14:ligatures w14:val="standardContextual"/>
             </w:rPr>
           </w:pPr>
-          <w:hyperlink w:anchor="_Toc168943554" w:history="1">
+          <w:hyperlink w:anchor="_Toc169124387" w:history="1">
             <w:r>
               <w:rPr>
                 <w:rStyle w:val="a6"/>
@@ -1974,7 +1880,7 @@
                 <w:noProof/>
                 <w:webHidden/>
               </w:rPr>
-              <w:instrText xml:space="preserve"> PAGEREF _Toc168943554 \h </w:instrText>
+              <w:instrText xml:space="preserve"> PAGEREF _Toc169124387 \h </w:instrText>
             </w:r>
             <w:r>
               <w:rPr>
@@ -2018,11 +1924,11 @@
               <w:kern w:val="2"/>
               <w:sz w:val="24"/>
               <w:szCs w:val="24"/>
-              <w:lang w:eastAsia="en-US"/>
+              <w:lang w:val="en-US" w:eastAsia="en-US"/>
               <w14:ligatures w14:val="standardContextual"/>
             </w:rPr>
           </w:pPr>
-          <w:hyperlink w:anchor="_Toc168943555" w:history="1">
+          <w:hyperlink w:anchor="_Toc169124388" w:history="1">
             <w:r>
               <w:rPr>
                 <w:rStyle w:val="a6"/>
@@ -2049,7 +1955,7 @@
                 <w:noProof/>
                 <w:webHidden/>
               </w:rPr>
-              <w:instrText xml:space="preserve"> PAGEREF _Toc168943555 \h </w:instrText>
+              <w:instrText xml:space="preserve"> PAGEREF _Toc169124388 \h </w:instrText>
             </w:r>
             <w:r>
               <w:rPr>
@@ -2090,11 +1996,11 @@
               <w:kern w:val="2"/>
               <w:sz w:val="24"/>
               <w:szCs w:val="24"/>
-              <w:lang w:eastAsia="en-US"/>
+              <w:lang w:val="en-US" w:eastAsia="en-US"/>
               <w14:ligatures w14:val="standardContextual"/>
             </w:rPr>
           </w:pPr>
-          <w:hyperlink w:anchor="_Toc168943556" w:history="1">
+          <w:hyperlink w:anchor="_Toc169124389" w:history="1">
             <w:r>
               <w:rPr>
                 <w:rStyle w:val="a6"/>
@@ -2121,7 +2027,7 @@
                 <w:noProof/>
                 <w:webHidden/>
               </w:rPr>
-              <w:instrText xml:space="preserve"> PAGEREF _Toc168943556 \h </w:instrText>
+              <w:instrText xml:space="preserve"> PAGEREF _Toc169124389 \h </w:instrText>
             </w:r>
             <w:r>
               <w:rPr>
@@ -2165,11 +2071,11 @@
               <w:kern w:val="2"/>
               <w:sz w:val="24"/>
               <w:szCs w:val="24"/>
-              <w:lang w:eastAsia="en-US"/>
+              <w:lang w:val="en-US" w:eastAsia="en-US"/>
               <w14:ligatures w14:val="standardContextual"/>
             </w:rPr>
           </w:pPr>
-          <w:hyperlink w:anchor="_Toc168943557" w:history="1">
+          <w:hyperlink w:anchor="_Toc169124390" w:history="1">
             <w:r>
               <w:rPr>
                 <w:rStyle w:val="a6"/>
@@ -2196,7 +2102,7 @@
                 <w:noProof/>
                 <w:webHidden/>
               </w:rPr>
-              <w:instrText xml:space="preserve"> PAGEREF _Toc168943557 \h </w:instrText>
+              <w:instrText xml:space="preserve"> PAGEREF _Toc169124390 \h </w:instrText>
             </w:r>
             <w:r>
               <w:rPr>
@@ -2240,11 +2146,11 @@
               <w:kern w:val="2"/>
               <w:sz w:val="24"/>
               <w:szCs w:val="24"/>
-              <w:lang w:eastAsia="en-US"/>
+              <w:lang w:val="en-US" w:eastAsia="en-US"/>
               <w14:ligatures w14:val="standardContextual"/>
             </w:rPr>
           </w:pPr>
-          <w:hyperlink w:anchor="_Toc168943558" w:history="1">
+          <w:hyperlink w:anchor="_Toc169124391" w:history="1">
             <w:r>
               <w:rPr>
                 <w:rStyle w:val="a6"/>
@@ -2271,7 +2177,7 @@
                 <w:noProof/>
                 <w:webHidden/>
               </w:rPr>
-              <w:instrText xml:space="preserve"> PAGEREF _Toc168943558 \h </w:instrText>
+              <w:instrText xml:space="preserve"> PAGEREF _Toc169124391 \h </w:instrText>
             </w:r>
             <w:r>
               <w:rPr>
@@ -2315,11 +2221,11 @@
               <w:kern w:val="2"/>
               <w:sz w:val="24"/>
               <w:szCs w:val="24"/>
-              <w:lang w:eastAsia="en-US"/>
+              <w:lang w:val="en-US" w:eastAsia="en-US"/>
               <w14:ligatures w14:val="standardContextual"/>
             </w:rPr>
           </w:pPr>
-          <w:hyperlink w:anchor="_Toc168943559" w:history="1">
+          <w:hyperlink w:anchor="_Toc169124392" w:history="1">
             <w:r>
               <w:rPr>
                 <w:rStyle w:val="a6"/>
@@ -2346,7 +2252,7 @@
                 <w:noProof/>
                 <w:webHidden/>
               </w:rPr>
-              <w:instrText xml:space="preserve"> PAGEREF _Toc168943559 \h </w:instrText>
+              <w:instrText xml:space="preserve"> PAGEREF _Toc169124392 \h </w:instrText>
             </w:r>
             <w:r>
               <w:rPr>
@@ -2390,11 +2296,11 @@
               <w:kern w:val="2"/>
               <w:sz w:val="24"/>
               <w:szCs w:val="24"/>
-              <w:lang w:eastAsia="en-US"/>
+              <w:lang w:val="en-US" w:eastAsia="en-US"/>
               <w14:ligatures w14:val="standardContextual"/>
             </w:rPr>
           </w:pPr>
-          <w:hyperlink w:anchor="_Toc168943560" w:history="1">
+          <w:hyperlink w:anchor="_Toc169124393" w:history="1">
             <w:r>
               <w:rPr>
                 <w:rStyle w:val="a6"/>
@@ -2421,7 +2327,7 @@
                 <w:noProof/>
                 <w:webHidden/>
               </w:rPr>
-              <w:instrText xml:space="preserve"> PAGEREF _Toc168943560 \h </w:instrText>
+              <w:instrText xml:space="preserve"> PAGEREF _Toc169124393 \h </w:instrText>
             </w:r>
             <w:r>
               <w:rPr>
@@ -2465,11 +2371,11 @@
               <w:kern w:val="2"/>
               <w:sz w:val="24"/>
               <w:szCs w:val="24"/>
-              <w:lang w:eastAsia="en-US"/>
+              <w:lang w:val="en-US" w:eastAsia="en-US"/>
               <w14:ligatures w14:val="standardContextual"/>
             </w:rPr>
           </w:pPr>
-          <w:hyperlink w:anchor="_Toc168943561" w:history="1">
+          <w:hyperlink w:anchor="_Toc169124394" w:history="1">
             <w:r>
               <w:rPr>
                 <w:rStyle w:val="a6"/>
@@ -2496,7 +2402,7 @@
                 <w:noProof/>
                 <w:webHidden/>
               </w:rPr>
-              <w:instrText xml:space="preserve"> PAGEREF _Toc168943561 \h </w:instrText>
+              <w:instrText xml:space="preserve"> PAGEREF _Toc169124394 \h </w:instrText>
             </w:r>
             <w:r>
               <w:rPr>
@@ -2529,6 +2435,81 @@
         </w:p>
         <w:p>
           <w:pPr>
+            <w:pStyle w:val="21"/>
+            <w:tabs>
+              <w:tab w:val="right" w:leader="dot" w:pos="9626"/>
+            </w:tabs>
+            <w:rPr>
+              <w:rFonts w:asciiTheme="minorHAnsi" w:eastAsiaTheme="minorEastAsia" w:hAnsiTheme="minorHAnsi" w:cstheme="minorBidi"/>
+              <w:noProof/>
+              <w:color w:val="auto"/>
+              <w:kern w:val="2"/>
+              <w:sz w:val="24"/>
+              <w:szCs w:val="24"/>
+              <w:lang w:val="en-US" w:eastAsia="en-US"/>
+              <w14:ligatures w14:val="standardContextual"/>
+            </w:rPr>
+          </w:pPr>
+          <w:hyperlink w:anchor="_Toc169124395" w:history="1">
+            <w:r>
+              <w:rPr>
+                <w:rStyle w:val="a6"/>
+                <w:noProof/>
+              </w:rPr>
+              <w:t>2.6 Комбінування рівней шуму</w:t>
+            </w:r>
+            <w:r>
+              <w:rPr>
+                <w:noProof/>
+                <w:webHidden/>
+              </w:rPr>
+              <w:tab/>
+            </w:r>
+            <w:r>
+              <w:rPr>
+                <w:noProof/>
+                <w:webHidden/>
+              </w:rPr>
+              <w:fldChar w:fldCharType="begin"/>
+            </w:r>
+            <w:r>
+              <w:rPr>
+                <w:noProof/>
+                <w:webHidden/>
+              </w:rPr>
+              <w:instrText xml:space="preserve"> PAGEREF _Toc169124395 \h </w:instrText>
+            </w:r>
+            <w:r>
+              <w:rPr>
+                <w:noProof/>
+                <w:webHidden/>
+              </w:rPr>
+            </w:r>
+            <w:r>
+              <w:rPr>
+                <w:noProof/>
+                <w:webHidden/>
+              </w:rPr>
+              <w:fldChar w:fldCharType="separate"/>
+            </w:r>
+            <w:r>
+              <w:rPr>
+                <w:noProof/>
+                <w:webHidden/>
+              </w:rPr>
+              <w:t>28</w:t>
+            </w:r>
+            <w:r>
+              <w:rPr>
+                <w:noProof/>
+                <w:webHidden/>
+              </w:rPr>
+              <w:fldChar w:fldCharType="end"/>
+            </w:r>
+          </w:hyperlink>
+        </w:p>
+        <w:p>
+          <w:pPr>
             <w:pStyle w:val="11"/>
             <w:rPr>
               <w:rFonts w:asciiTheme="minorHAnsi" w:eastAsiaTheme="minorEastAsia" w:hAnsiTheme="minorHAnsi" w:cstheme="minorBidi"/>
@@ -2537,11 +2518,11 @@
               <w:kern w:val="2"/>
               <w:sz w:val="24"/>
               <w:szCs w:val="24"/>
-              <w:lang w:eastAsia="en-US"/>
+              <w:lang w:val="en-US" w:eastAsia="en-US"/>
               <w14:ligatures w14:val="standardContextual"/>
             </w:rPr>
           </w:pPr>
-          <w:hyperlink w:anchor="_Toc168943562" w:history="1">
+          <w:hyperlink w:anchor="_Toc169124396" w:history="1">
             <w:r>
               <w:rPr>
                 <w:rStyle w:val="a6"/>
@@ -2568,7 +2549,7 @@
                 <w:noProof/>
                 <w:webHidden/>
               </w:rPr>
-              <w:instrText xml:space="preserve"> PAGEREF _Toc168943562 \h </w:instrText>
+              <w:instrText xml:space="preserve"> PAGEREF _Toc169124396 \h </w:instrText>
             </w:r>
             <w:r>
               <w:rPr>
@@ -2612,11 +2593,11 @@
               <w:kern w:val="2"/>
               <w:sz w:val="24"/>
               <w:szCs w:val="24"/>
-              <w:lang w:eastAsia="en-US"/>
+              <w:lang w:val="en-US" w:eastAsia="en-US"/>
               <w14:ligatures w14:val="standardContextual"/>
             </w:rPr>
           </w:pPr>
-          <w:hyperlink w:anchor="_Toc168943563" w:history="1">
+          <w:hyperlink w:anchor="_Toc169124397" w:history="1">
             <w:r>
               <w:rPr>
                 <w:rStyle w:val="a6"/>
@@ -2643,7 +2624,7 @@
                 <w:noProof/>
                 <w:webHidden/>
               </w:rPr>
-              <w:instrText xml:space="preserve"> PAGEREF _Toc168943563 \h </w:instrText>
+              <w:instrText xml:space="preserve"> PAGEREF _Toc169124397 \h </w:instrText>
             </w:r>
             <w:r>
               <w:rPr>
@@ -2687,11 +2668,11 @@
               <w:kern w:val="2"/>
               <w:sz w:val="24"/>
               <w:szCs w:val="24"/>
-              <w:lang w:eastAsia="en-US"/>
+              <w:lang w:val="en-US" w:eastAsia="en-US"/>
               <w14:ligatures w14:val="standardContextual"/>
             </w:rPr>
           </w:pPr>
-          <w:hyperlink w:anchor="_Toc168943564" w:history="1">
+          <w:hyperlink w:anchor="_Toc169124398" w:history="1">
             <w:r>
               <w:rPr>
                 <w:rStyle w:val="a6"/>
@@ -2718,7 +2699,7 @@
                 <w:noProof/>
                 <w:webHidden/>
               </w:rPr>
-              <w:instrText xml:space="preserve"> PAGEREF _Toc168943564 \h </w:instrText>
+              <w:instrText xml:space="preserve"> PAGEREF _Toc169124398 \h </w:instrText>
             </w:r>
             <w:r>
               <w:rPr>
@@ -2762,11 +2743,11 @@
               <w:kern w:val="2"/>
               <w:sz w:val="24"/>
               <w:szCs w:val="24"/>
-              <w:lang w:eastAsia="en-US"/>
+              <w:lang w:val="en-US" w:eastAsia="en-US"/>
               <w14:ligatures w14:val="standardContextual"/>
             </w:rPr>
           </w:pPr>
-          <w:hyperlink w:anchor="_Toc168943565" w:history="1">
+          <w:hyperlink w:anchor="_Toc169124399" w:history="1">
             <w:r>
               <w:rPr>
                 <w:rStyle w:val="a6"/>
@@ -2793,7 +2774,7 @@
                 <w:noProof/>
                 <w:webHidden/>
               </w:rPr>
-              <w:instrText xml:space="preserve"> PAGEREF _Toc168943565 \h </w:instrText>
+              <w:instrText xml:space="preserve"> PAGEREF _Toc169124399 \h </w:instrText>
             </w:r>
             <w:r>
               <w:rPr>
@@ -2834,11 +2815,11 @@
               <w:kern w:val="2"/>
               <w:sz w:val="24"/>
               <w:szCs w:val="24"/>
-              <w:lang w:eastAsia="en-US"/>
+              <w:lang w:val="en-US" w:eastAsia="en-US"/>
               <w14:ligatures w14:val="standardContextual"/>
             </w:rPr>
           </w:pPr>
-          <w:hyperlink w:anchor="_Toc168943566" w:history="1">
+          <w:hyperlink w:anchor="_Toc169124400" w:history="1">
             <w:r>
               <w:rPr>
                 <w:rStyle w:val="a6"/>
@@ -2865,7 +2846,7 @@
                 <w:noProof/>
                 <w:webHidden/>
               </w:rPr>
-              <w:instrText xml:space="preserve"> PAGEREF _Toc168943566 \h </w:instrText>
+              <w:instrText xml:space="preserve"> PAGEREF _Toc169124400 \h </w:instrText>
             </w:r>
             <w:r>
               <w:rPr>
@@ -2906,11 +2887,11 @@
               <w:kern w:val="2"/>
               <w:sz w:val="24"/>
               <w:szCs w:val="24"/>
-              <w:lang w:eastAsia="en-US"/>
+              <w:lang w:val="en-US" w:eastAsia="en-US"/>
               <w14:ligatures w14:val="standardContextual"/>
             </w:rPr>
           </w:pPr>
-          <w:hyperlink w:anchor="_Toc168943567" w:history="1">
+          <w:hyperlink w:anchor="_Toc169124401" w:history="1">
             <w:r>
               <w:rPr>
                 <w:rStyle w:val="a6"/>
@@ -2937,7 +2918,7 @@
                 <w:noProof/>
                 <w:webHidden/>
               </w:rPr>
-              <w:instrText xml:space="preserve"> PAGEREF _Toc168943567 \h </w:instrText>
+              <w:instrText xml:space="preserve"> PAGEREF _Toc169124401 \h </w:instrText>
             </w:r>
             <w:r>
               <w:rPr>
@@ -2978,11 +2959,11 @@
               <w:kern w:val="2"/>
               <w:sz w:val="24"/>
               <w:szCs w:val="24"/>
-              <w:lang w:eastAsia="en-US"/>
+              <w:lang w:val="en-US" w:eastAsia="en-US"/>
               <w14:ligatures w14:val="standardContextual"/>
             </w:rPr>
           </w:pPr>
-          <w:hyperlink w:anchor="_Toc168943568" w:history="1">
+          <w:hyperlink w:anchor="_Toc169124402" w:history="1">
             <w:r>
               <w:rPr>
                 <w:rStyle w:val="a6"/>
@@ -3009,7 +2990,7 @@
                 <w:noProof/>
                 <w:webHidden/>
               </w:rPr>
-              <w:instrText xml:space="preserve"> PAGEREF _Toc168943568 \h </w:instrText>
+              <w:instrText xml:space="preserve"> PAGEREF _Toc169124402 \h </w:instrText>
             </w:r>
             <w:r>
               <w:rPr>
@@ -3050,11 +3031,11 @@
               <w:kern w:val="2"/>
               <w:sz w:val="24"/>
               <w:szCs w:val="24"/>
-              <w:lang w:eastAsia="en-US"/>
+              <w:lang w:val="en-US" w:eastAsia="en-US"/>
               <w14:ligatures w14:val="standardContextual"/>
             </w:rPr>
           </w:pPr>
-          <w:hyperlink w:anchor="_Toc168943569" w:history="1">
+          <w:hyperlink w:anchor="_Toc169124403" w:history="1">
             <w:r>
               <w:rPr>
                 <w:rStyle w:val="a6"/>
@@ -3081,7 +3062,7 @@
                 <w:noProof/>
                 <w:webHidden/>
               </w:rPr>
-              <w:instrText xml:space="preserve"> PAGEREF _Toc168943569 \h </w:instrText>
+              <w:instrText xml:space="preserve"> PAGEREF _Toc169124403 \h </w:instrText>
             </w:r>
             <w:r>
               <w:rPr>
@@ -3125,11 +3106,11 @@
               <w:kern w:val="2"/>
               <w:sz w:val="24"/>
               <w:szCs w:val="24"/>
-              <w:lang w:eastAsia="en-US"/>
+              <w:lang w:val="en-US" w:eastAsia="en-US"/>
               <w14:ligatures w14:val="standardContextual"/>
             </w:rPr>
           </w:pPr>
-          <w:hyperlink w:anchor="_Toc168943570" w:history="1">
+          <w:hyperlink w:anchor="_Toc169124404" w:history="1">
             <w:r>
               <w:rPr>
                 <w:rStyle w:val="a6"/>
@@ -3156,7 +3137,7 @@
                 <w:noProof/>
                 <w:webHidden/>
               </w:rPr>
-              <w:instrText xml:space="preserve"> PAGEREF _Toc168943570 \h </w:instrText>
+              <w:instrText xml:space="preserve"> PAGEREF _Toc169124404 \h </w:instrText>
             </w:r>
             <w:r>
               <w:rPr>
@@ -3200,11 +3181,11 @@
               <w:kern w:val="2"/>
               <w:sz w:val="24"/>
               <w:szCs w:val="24"/>
-              <w:lang w:eastAsia="en-US"/>
+              <w:lang w:val="en-US" w:eastAsia="en-US"/>
               <w14:ligatures w14:val="standardContextual"/>
             </w:rPr>
           </w:pPr>
-          <w:hyperlink w:anchor="_Toc168943571" w:history="1">
+          <w:hyperlink w:anchor="_Toc169124405" w:history="1">
             <w:r>
               <w:rPr>
                 <w:rStyle w:val="a6"/>
@@ -3231,7 +3212,7 @@
                 <w:noProof/>
                 <w:webHidden/>
               </w:rPr>
-              <w:instrText xml:space="preserve"> PAGEREF _Toc168943571 \h </w:instrText>
+              <w:instrText xml:space="preserve"> PAGEREF _Toc169124405 \h </w:instrText>
             </w:r>
             <w:r>
               <w:rPr>
@@ -3275,11 +3256,11 @@
               <w:kern w:val="2"/>
               <w:sz w:val="24"/>
               <w:szCs w:val="24"/>
-              <w:lang w:eastAsia="en-US"/>
+              <w:lang w:val="en-US" w:eastAsia="en-US"/>
               <w14:ligatures w14:val="standardContextual"/>
             </w:rPr>
           </w:pPr>
-          <w:hyperlink w:anchor="_Toc168943572" w:history="1">
+          <w:hyperlink w:anchor="_Toc169124406" w:history="1">
             <w:r>
               <w:rPr>
                 <w:rStyle w:val="a6"/>
@@ -3306,7 +3287,7 @@
                 <w:noProof/>
                 <w:webHidden/>
               </w:rPr>
-              <w:instrText xml:space="preserve"> PAGEREF _Toc168943572 \h </w:instrText>
+              <w:instrText xml:space="preserve"> PAGEREF _Toc169124406 \h </w:instrText>
             </w:r>
             <w:r>
               <w:rPr>
@@ -3367,7 +3348,7 @@
       <w:pPr>
         <w:pStyle w:val="1"/>
       </w:pPr>
-      <w:bookmarkStart w:id="1" w:name="_Toc168943542"/>
+      <w:bookmarkStart w:id="1" w:name="_Toc169124375"/>
       <w:r>
         <w:lastRenderedPageBreak/>
         <w:t>ВСТУП</w:t>
@@ -3635,7 +3616,7 @@
       <w:pPr>
         <w:pStyle w:val="1"/>
       </w:pPr>
-      <w:bookmarkStart w:id="2" w:name="_Toc168943543"/>
+      <w:bookmarkStart w:id="2" w:name="_Toc169124376"/>
       <w:r>
         <w:lastRenderedPageBreak/>
         <w:t>ПОСТАНОВКА ЗАДАЧІ</w:t>
@@ -3711,13 +3692,7 @@
         <w:jc w:val="left"/>
       </w:pPr>
       <w:r>
-        <w:t>Реаліз</w:t>
-      </w:r>
-      <w:r>
-        <w:t>увати</w:t>
-      </w:r>
-      <w:r>
-        <w:t xml:space="preserve"> систему для побудови ландшафту у програмному забезпечені Unity та два </w:t>
+        <w:t xml:space="preserve">Реалізувати систему для побудови ландшафту у програмному забезпечені Unity та два </w:t>
       </w:r>
       <w:proofErr w:type="spellStart"/>
       <w:r>
@@ -3725,10 +3700,7 @@
       </w:r>
       <w:proofErr w:type="spellEnd"/>
       <w:r>
-        <w:t xml:space="preserve"> для аналізу поверхні</w:t>
-      </w:r>
-      <w:r>
-        <w:t>.</w:t>
+        <w:t xml:space="preserve"> для аналізу поверхні.</w:t>
       </w:r>
     </w:p>
     <w:p>
@@ -3742,13 +3714,7 @@
         <w:jc w:val="left"/>
       </w:pPr>
       <w:r>
-        <w:t>Розроб</w:t>
-      </w:r>
-      <w:r>
-        <w:t>ка</w:t>
-      </w:r>
-      <w:r>
-        <w:t xml:space="preserve"> систем</w:t>
+        <w:t>Розробка систем</w:t>
       </w:r>
       <w:r>
         <w:t>и</w:t>
@@ -3786,7 +3752,7 @@
       <w:pPr>
         <w:pStyle w:val="1"/>
       </w:pPr>
-      <w:bookmarkStart w:id="3" w:name="_Toc168943544"/>
+      <w:bookmarkStart w:id="3" w:name="_Toc169124377"/>
       <w:r>
         <w:lastRenderedPageBreak/>
         <w:t xml:space="preserve">1 </w:t>
@@ -3802,7 +3768,7 @@
         <w:pStyle w:val="2"/>
         <w:spacing w:before="0"/>
       </w:pPr>
-      <w:bookmarkStart w:id="4" w:name="_Toc168943545"/>
+      <w:bookmarkStart w:id="4" w:name="_Toc169124378"/>
       <w:r>
         <w:t xml:space="preserve">1.1 </w:t>
       </w:r>
@@ -3895,7 +3861,7 @@
         <w:spacing w:before="0"/>
         <w:ind w:firstLine="708"/>
       </w:pPr>
-      <w:bookmarkStart w:id="5" w:name="_Toc168943546"/>
+      <w:bookmarkStart w:id="5" w:name="_Toc169124379"/>
       <w:r>
         <w:t>1.2 Хеш функції</w:t>
       </w:r>
@@ -4023,7 +3989,7 @@
         <w:spacing w:before="0"/>
         <w:ind w:firstLine="708"/>
       </w:pPr>
-      <w:bookmarkStart w:id="6" w:name="_Toc168943547"/>
+      <w:bookmarkStart w:id="6" w:name="_Toc169124380"/>
       <w:r>
         <w:t>1.3 Псевдовипадкові шуми</w:t>
       </w:r>
@@ -4152,7 +4118,7 @@
         <w:spacing w:before="0"/>
         <w:ind w:firstLine="708"/>
       </w:pPr>
-      <w:bookmarkStart w:id="7" w:name="_Toc168943548"/>
+      <w:bookmarkStart w:id="7" w:name="_Toc169124381"/>
       <w:r>
         <w:t>1.4 Шум Перліна</w:t>
       </w:r>
@@ -4372,38 +4338,86 @@
         <w:pStyle w:val="NormalNormal"/>
         <w:ind w:firstLine="0"/>
         <w:jc w:val="center"/>
-      </w:pPr>
-      <w:r>
+        <w:rPr>
+          <w:i/>
+          <w:iCs/>
+        </w:rPr>
+      </w:pPr>
+      <w:r>
+        <w:rPr>
+          <w:i/>
+          <w:iCs/>
+        </w:rPr>
         <w:t xml:space="preserve">Рисунок </w:t>
       </w:r>
       <w:r>
+        <w:rPr>
+          <w:i/>
+          <w:iCs/>
+        </w:rPr>
         <w:fldChar w:fldCharType="begin"/>
       </w:r>
       <w:r>
+        <w:rPr>
+          <w:i/>
+          <w:iCs/>
+        </w:rPr>
         <w:instrText xml:space="preserve"> SEQ Рисунок \* ARABIC </w:instrText>
       </w:r>
       <w:r>
+        <w:rPr>
+          <w:i/>
+          <w:iCs/>
+        </w:rPr>
         <w:fldChar w:fldCharType="separate"/>
       </w:r>
       <w:r>
+        <w:rPr>
+          <w:i/>
+          <w:iCs/>
+        </w:rPr>
         <w:t>1</w:t>
       </w:r>
       <w:r>
+        <w:rPr>
+          <w:i/>
+          <w:iCs/>
+        </w:rPr>
         <w:fldChar w:fldCharType="end"/>
       </w:r>
       <w:r>
+        <w:rPr>
+          <w:i/>
+          <w:iCs/>
+        </w:rPr>
         <w:t xml:space="preserve">.1 </w:t>
       </w:r>
       <w:r>
+        <w:rPr>
+          <w:i/>
+          <w:iCs/>
+        </w:rPr>
         <w:t>–</w:t>
       </w:r>
       <w:r>
+        <w:rPr>
+          <w:i/>
+          <w:iCs/>
+        </w:rPr>
         <w:t xml:space="preserve"> </w:t>
       </w:r>
       <w:r>
+        <w:rPr>
+          <w:i/>
+          <w:iCs/>
+        </w:rPr>
         <w:t>Г</w:t>
       </w:r>
       <w:r>
+        <w:rPr>
+          <w:i/>
+          <w:iCs/>
+        </w:rPr>
         <w:t>радієнт-вектори у вершинах сітки та їх інтерполяція</w:t>
       </w:r>
     </w:p>
@@ -4446,6 +4460,15 @@
       <w:pPr>
         <w:jc w:val="center"/>
       </w:pPr>
+      <w:r>
+        <w:fldChar w:fldCharType="begin"/>
+      </w:r>
+      <w:r>
+        <w:instrText xml:space="preserve"> INCLUDEPICTURE  "https://i.stack.imgur.com/38co6.png" \* MERGEFORMATINET </w:instrText>
+      </w:r>
+      <w:r>
+        <w:fldChar w:fldCharType="separate"/>
+      </w:r>
       <w:r>
         <w:fldChar w:fldCharType="begin"/>
       </w:r>
@@ -4620,7 +4643,7 @@
             <v:path o:extrusionok="f" gradientshapeok="t" o:connecttype="rect"/>
             <o:lock v:ext="edit" aspectratio="t"/>
           </v:shapetype>
-          <v:shape id="_x0000_i1025" type="#_x0000_t75" alt="c++ - Perlin Noise algorithm does not seem to produce gradient noise -  Stack Overflow" style="width:94.5pt;height:94.5pt">
+          <v:shape id="_x0000_i1037" type="#_x0000_t75" alt="c++ - Perlin Noise algorithm does not seem to produce gradient noise -  Stack Overflow" style="width:94.6pt;height:94.6pt">
             <v:imagedata r:id="rId9" r:href="rId10"/>
           </v:shape>
         </w:pict>
@@ -4676,19 +4699,38 @@
       <w:r>
         <w:fldChar w:fldCharType="end"/>
       </w:r>
+      <w:r>
+        <w:fldChar w:fldCharType="end"/>
+      </w:r>
       <w:bookmarkEnd w:id="9"/>
     </w:p>
     <w:p>
       <w:pPr>
         <w:jc w:val="center"/>
-      </w:pPr>
-      <w:r>
+        <w:rPr>
+          <w:i/>
+          <w:iCs/>
+        </w:rPr>
+      </w:pPr>
+      <w:r>
+        <w:rPr>
+          <w:i/>
+          <w:iCs/>
+        </w:rPr>
         <w:t xml:space="preserve">Рисунок 1.2 – </w:t>
       </w:r>
       <w:r>
+        <w:rPr>
+          <w:i/>
+          <w:iCs/>
+        </w:rPr>
         <w:t>Р</w:t>
       </w:r>
       <w:r>
+        <w:rPr>
+          <w:i/>
+          <w:iCs/>
+        </w:rPr>
         <w:t>езультат виконання алгоритму шуму Перліна</w:t>
       </w:r>
     </w:p>
@@ -4699,7 +4741,7 @@
         <w:spacing w:before="0"/>
         <w:ind w:firstLine="708"/>
       </w:pPr>
-      <w:bookmarkStart w:id="10" w:name="_Toc168943549"/>
+      <w:bookmarkStart w:id="10" w:name="_Toc169124382"/>
       <w:r>
         <w:t>1.5 Шум Симплекс</w:t>
       </w:r>
@@ -4841,7 +4883,7 @@
           <w:noProof/>
         </w:rPr>
         <w:drawing>
-          <wp:inline distT="0" distB="0" distL="0" distR="0" wp14:anchorId="03AECF18" wp14:editId="67F81445">
+          <wp:inline distT="0" distB="0" distL="0" distR="0" wp14:anchorId="03AECF18" wp14:editId="249B3E14">
             <wp:extent cx="1128008" cy="1123950"/>
             <wp:effectExtent l="0" t="0" r="0" b="0"/>
             <wp:docPr id="1640047698" name="Picture 3" descr="A close-up of a black and white speckled surface&#10;&#10;Description automatically generated with low confidence"/>
@@ -4894,23 +4936,51 @@
     <w:p>
       <w:pPr>
         <w:jc w:val="center"/>
-      </w:pPr>
-      <w:r>
+        <w:rPr>
+          <w:i/>
+          <w:iCs/>
+        </w:rPr>
+      </w:pPr>
+      <w:r>
+        <w:rPr>
+          <w:i/>
+          <w:iCs/>
+        </w:rPr>
         <w:t>Рисунок 1.</w:t>
       </w:r>
       <w:r>
+        <w:rPr>
+          <w:i/>
+          <w:iCs/>
+        </w:rPr>
         <w:t>3</w:t>
       </w:r>
       <w:r>
+        <w:rPr>
+          <w:i/>
+          <w:iCs/>
+        </w:rPr>
         <w:t xml:space="preserve"> </w:t>
       </w:r>
       <w:r>
+        <w:rPr>
+          <w:i/>
+          <w:iCs/>
+        </w:rPr>
         <w:t>–</w:t>
       </w:r>
       <w:r>
+        <w:rPr>
+          <w:i/>
+          <w:iCs/>
+        </w:rPr>
         <w:t xml:space="preserve"> </w:t>
       </w:r>
       <w:r>
+        <w:rPr>
+          <w:i/>
+          <w:iCs/>
+        </w:rPr>
         <w:t>Результат виконання шуму Сиплекс.</w:t>
       </w:r>
     </w:p>
@@ -4946,7 +5016,7 @@
         <w:spacing w:before="0"/>
         <w:ind w:firstLine="708"/>
       </w:pPr>
-      <w:bookmarkStart w:id="12" w:name="_Toc168943550"/>
+      <w:bookmarkStart w:id="12" w:name="_Toc169124383"/>
       <w:r>
         <w:lastRenderedPageBreak/>
         <w:t>1.6 Шум Вороний</w:t>
@@ -5431,8 +5501,26 @@
         <w:rPr>
           <w:szCs w:val="28"/>
         </w:rPr>
+        <w:fldChar w:fldCharType="begin"/>
+      </w:r>
+      <w:r>
+        <w:rPr>
+          <w:szCs w:val="28"/>
+        </w:rPr>
+        <w:instrText xml:space="preserve"> INCLUDEPICTURE  "https://upload.wikimedia.org/wikipedia/commons/thumb/0/00/Worley.jpg/200px-Worley.jpg" \* MERGEFORMATINET </w:instrText>
+      </w:r>
+      <w:r>
+        <w:rPr>
+          <w:szCs w:val="28"/>
+        </w:rPr>
+        <w:fldChar w:fldCharType="separate"/>
+      </w:r>
+      <w:r>
+        <w:rPr>
+          <w:szCs w:val="28"/>
+        </w:rPr>
         <w:pict w14:anchorId="29E4131E">
-          <v:shape id="_x0000_i1026" type="#_x0000_t75" style="width:99.9pt;height:99.9pt">
+          <v:shape id="_x0000_i1038" type="#_x0000_t75" style="width:100.05pt;height:100.05pt">
             <v:imagedata r:id="rId12" r:href="rId13"/>
           </v:shape>
         </w:pict>
@@ -5545,17 +5633,27 @@
         </w:rPr>
         <w:fldChar w:fldCharType="end"/>
       </w:r>
+      <w:r>
+        <w:rPr>
+          <w:szCs w:val="28"/>
+        </w:rPr>
+        <w:fldChar w:fldCharType="end"/>
+      </w:r>
       <w:bookmarkEnd w:id="13"/>
     </w:p>
     <w:p>
       <w:pPr>
         <w:jc w:val="center"/>
         <w:rPr>
+          <w:i/>
+          <w:iCs/>
           <w:szCs w:val="28"/>
         </w:rPr>
       </w:pPr>
       <w:r>
         <w:rPr>
+          <w:i/>
+          <w:iCs/>
           <w:szCs w:val="28"/>
         </w:rPr>
         <w:t>Рисунок 1.4 – Шум Вороного</w:t>
@@ -5568,7 +5666,7 @@
         <w:spacing w:before="0"/>
         <w:ind w:firstLine="0"/>
       </w:pPr>
-      <w:bookmarkStart w:id="14" w:name="_Toc168943551"/>
+      <w:bookmarkStart w:id="14" w:name="_Toc169124384"/>
       <w:r>
         <w:t>1.</w:t>
       </w:r>
@@ -5628,7 +5726,6 @@
     </w:p>
     <w:p>
       <w:pPr>
-        <w:ind w:firstLine="708"/>
         <w:jc w:val="center"/>
       </w:pPr>
       <w:r>
@@ -5685,9 +5782,6 @@
         </w:drawing>
       </w:r>
       <w:r>
-        <w:t xml:space="preserve"> </w:t>
-      </w:r>
-      <w:r>
         <w:rPr>
           <w:noProof/>
         </w:rPr>
@@ -5741,9 +5835,6 @@
         </w:drawing>
       </w:r>
       <w:r>
-        <w:t xml:space="preserve"> </w:t>
-      </w:r>
-      <w:r>
         <w:rPr>
           <w:noProof/>
         </w:rPr>
@@ -5801,6 +5892,8 @@
       <w:pPr>
         <w:jc w:val="center"/>
         <w:rPr>
+          <w:i/>
+          <w:iCs/>
           <w:szCs w:val="28"/>
         </w:rPr>
       </w:pPr>
@@ -5808,6 +5901,8 @@
       <w:bookmarkStart w:id="16" w:name="Рисунок_1_5"/>
       <w:r>
         <w:rPr>
+          <w:i/>
+          <w:iCs/>
           <w:szCs w:val="28"/>
         </w:rPr>
         <w:t xml:space="preserve">Рисунок 1.5 </w:t>
@@ -5816,6 +5911,8 @@
       <w:bookmarkEnd w:id="16"/>
       <w:r>
         <w:rPr>
+          <w:i/>
+          <w:iCs/>
           <w:szCs w:val="28"/>
         </w:rPr>
         <w:t>– Три рівні шуму Симплекс, окремо один від одного</w:t>
@@ -5935,7 +6032,6 @@
     </w:p>
     <w:p>
       <w:pPr>
-        <w:ind w:firstLine="708"/>
         <w:jc w:val="center"/>
       </w:pPr>
       <w:r>
@@ -5996,12 +6092,16 @@
       <w:pPr>
         <w:jc w:val="center"/>
         <w:rPr>
+          <w:i/>
+          <w:iCs/>
           <w:szCs w:val="28"/>
         </w:rPr>
       </w:pPr>
       <w:bookmarkStart w:id="17" w:name="Рисунок_1_6"/>
       <w:r>
         <w:rPr>
+          <w:i/>
+          <w:iCs/>
           <w:szCs w:val="28"/>
         </w:rPr>
         <w:t xml:space="preserve">Рисунок 1.6 </w:t>
@@ -6009,6 +6109,8 @@
       <w:bookmarkEnd w:id="17"/>
       <w:r>
         <w:rPr>
+          <w:i/>
+          <w:iCs/>
           <w:szCs w:val="28"/>
         </w:rPr>
         <w:t>– Комбінований шум</w:t>
@@ -6021,7 +6123,7 @@
         <w:spacing w:before="0"/>
         <w:ind w:firstLine="0"/>
       </w:pPr>
-      <w:bookmarkStart w:id="18" w:name="_Toc168943552"/>
+      <w:bookmarkStart w:id="18" w:name="_Toc169124385"/>
       <w:r>
         <w:t xml:space="preserve">1.8 </w:t>
       </w:r>
@@ -6130,7 +6232,7 @@
         <w:spacing w:before="0"/>
         <w:ind w:firstLine="0"/>
       </w:pPr>
-      <w:bookmarkStart w:id="19" w:name="_Toc168943553"/>
+      <w:bookmarkStart w:id="19" w:name="_Toc169124386"/>
       <w:r>
         <w:t>1.9 Меш. Загальні поняття</w:t>
       </w:r>
@@ -6327,13 +6429,25 @@
     <w:p>
       <w:pPr>
         <w:jc w:val="center"/>
+        <w:rPr>
+          <w:i/>
+          <w:iCs/>
+        </w:rPr>
       </w:pPr>
       <w:bookmarkStart w:id="20" w:name="Рисунок_1_7"/>
       <w:r>
+        <w:rPr>
+          <w:i/>
+          <w:iCs/>
+        </w:rPr>
         <w:t xml:space="preserve">Рисунок 1.7 </w:t>
       </w:r>
       <w:bookmarkEnd w:id="20"/>
       <w:r>
+        <w:rPr>
+          <w:i/>
+          <w:iCs/>
+        </w:rPr>
         <w:t>– Принципи побудови мешу</w:t>
       </w:r>
     </w:p>
@@ -6362,7 +6476,7 @@
         <w:spacing w:before="0"/>
         <w:ind w:firstLine="0"/>
       </w:pPr>
-      <w:bookmarkStart w:id="21" w:name="_Toc168943554"/>
+      <w:bookmarkStart w:id="21" w:name="_Toc169124387"/>
       <w:r>
         <w:t>1.</w:t>
       </w:r>
@@ -6470,7 +6584,7 @@
         <w:spacing w:before="0"/>
         <w:ind w:firstLine="0"/>
       </w:pPr>
-      <w:bookmarkStart w:id="22" w:name="_Toc168943555"/>
+      <w:bookmarkStart w:id="22" w:name="_Toc169124388"/>
       <w:r>
         <w:t xml:space="preserve">1.11 </w:t>
       </w:r>
@@ -6599,18 +6713,24 @@
       <w:pPr>
         <w:jc w:val="center"/>
         <w:rPr>
+          <w:i/>
+          <w:iCs/>
           <w:szCs w:val="28"/>
         </w:rPr>
       </w:pPr>
       <w:bookmarkStart w:id="23" w:name="Рисунок_1_8"/>
       <w:r>
         <w:rPr>
+          <w:i/>
+          <w:iCs/>
           <w:szCs w:val="28"/>
         </w:rPr>
         <w:t>Рисунок 1.</w:t>
       </w:r>
       <w:r>
         <w:rPr>
+          <w:i/>
+          <w:iCs/>
           <w:szCs w:val="28"/>
         </w:rPr>
         <w:t>8</w:t>
@@ -6618,6 +6738,8 @@
       <w:bookmarkEnd w:id="23"/>
       <w:r>
         <w:rPr>
+          <w:i/>
+          <w:iCs/>
           <w:szCs w:val="28"/>
         </w:rPr>
         <w:t xml:space="preserve"> – Карта висот після виконання алгоритму ерозії</w:t>
@@ -6726,7 +6848,13 @@
         </w:numPr>
       </w:pPr>
       <w:r>
-        <w:t>Визначення напрямку руху каплі на основі градієнту висоти поверхні.</w:t>
+        <w:t xml:space="preserve">Визначення напрямку руху каплі на основі </w:t>
+      </w:r>
+      <w:r>
+        <w:t>нормалі</w:t>
+      </w:r>
+      <w:r>
+        <w:t xml:space="preserve"> поверхні.</w:t>
       </w:r>
     </w:p>
     <w:p>
@@ -7101,7 +7229,7 @@
       <w:pPr>
         <w:pStyle w:val="1"/>
       </w:pPr>
-      <w:bookmarkStart w:id="24" w:name="_Toc168943556"/>
+      <w:bookmarkStart w:id="24" w:name="_Toc169124389"/>
       <w:r>
         <w:lastRenderedPageBreak/>
         <w:t>2 МАТЕМАТИЧНА МОДЕЛЬ</w:t>
@@ -7114,7 +7242,7 @@
         <w:pStyle w:val="2"/>
         <w:ind w:firstLine="0"/>
       </w:pPr>
-      <w:bookmarkStart w:id="25" w:name="_Toc168943557"/>
+      <w:bookmarkStart w:id="25" w:name="_Toc169124390"/>
       <w:r>
         <w:t xml:space="preserve">2.1 Генерація </w:t>
       </w:r>
@@ -7313,12 +7441,15 @@
         <w:ind w:firstLine="708"/>
         <w:jc w:val="center"/>
         <w:rPr>
-          <w:i/>
+          <w:iCs/>
         </w:rPr>
       </w:pPr>
       <m:oMathPara>
         <m:oMath>
           <m:r>
+            <m:rPr>
+              <m:sty m:val="p"/>
+            </m:rPr>
             <w:rPr>
               <w:rFonts w:ascii="Cambria Math" w:hAnsi="Cambria Math"/>
             </w:rPr>
@@ -7657,13 +7788,25 @@
     <w:p>
       <w:pPr>
         <w:jc w:val="center"/>
+        <w:rPr>
+          <w:i/>
+          <w:iCs/>
+        </w:rPr>
       </w:pPr>
       <w:bookmarkStart w:id="26" w:name="Рисунок_2_1"/>
       <w:r>
+        <w:rPr>
+          <w:i/>
+          <w:iCs/>
+        </w:rPr>
         <w:t xml:space="preserve">Рисунок 2.1 </w:t>
       </w:r>
       <w:bookmarkEnd w:id="26"/>
       <w:r>
+        <w:rPr>
+          <w:i/>
+          <w:iCs/>
+        </w:rPr>
         <w:t>– Представлення вершин у двовимірному масиві</w:t>
       </w:r>
     </w:p>
@@ -7879,13 +8022,25 @@
     <w:p>
       <w:pPr>
         <w:jc w:val="center"/>
+        <w:rPr>
+          <w:i/>
+          <w:iCs/>
+        </w:rPr>
       </w:pPr>
       <w:bookmarkStart w:id="27" w:name="Рисунок_2_2"/>
       <w:r>
+        <w:rPr>
+          <w:i/>
+          <w:iCs/>
+        </w:rPr>
         <w:t>Рисунок 2.2</w:t>
       </w:r>
       <w:bookmarkEnd w:id="27"/>
       <w:r>
+        <w:rPr>
+          <w:i/>
+          <w:iCs/>
+        </w:rPr>
         <w:t xml:space="preserve"> – Розташування вершин у пам'яті</w:t>
       </w:r>
     </w:p>
@@ -7899,7 +8054,7 @@
         <w:pStyle w:val="2"/>
         <w:ind w:firstLine="0"/>
       </w:pPr>
-      <w:bookmarkStart w:id="28" w:name="_Toc168943558"/>
+      <w:bookmarkStart w:id="28" w:name="_Toc169124391"/>
       <w:r>
         <w:t>2.2 Генерація трикутників поверхні</w:t>
       </w:r>
@@ -8036,7 +8191,31 @@
           <w:rPr>
             <w:rFonts w:ascii="Cambria Math" w:hAnsi="Cambria Math"/>
           </w:rPr>
-          <m:t>sqr(i,j)∋[</m:t>
+          <m:t>sqr</m:t>
+        </m:r>
+        <m:d>
+          <m:dPr>
+            <m:ctrlPr>
+              <w:rPr>
+                <w:rFonts w:ascii="Cambria Math" w:hAnsi="Cambria Math"/>
+                <w:i/>
+              </w:rPr>
+            </m:ctrlPr>
+          </m:dPr>
+          <m:e>
+            <m:r>
+              <w:rPr>
+                <w:rFonts w:ascii="Cambria Math" w:hAnsi="Cambria Math"/>
+              </w:rPr>
+              <m:t>i,j</m:t>
+            </m:r>
+          </m:e>
+        </m:d>
+        <m:r>
+          <w:rPr>
+            <w:rFonts w:ascii="Cambria Math" w:hAnsi="Cambria Math"/>
+          </w:rPr>
+          <m:t>∋{</m:t>
         </m:r>
         <m:d>
           <m:dPr>
@@ -8108,7 +8287,31 @@
           <w:rPr>
             <w:rFonts w:ascii="Cambria Math" w:hAnsi="Cambria Math"/>
           </w:rPr>
-          <m:t>,(i+1, j+1)]</m:t>
+          <m:t>,</m:t>
+        </m:r>
+        <m:d>
+          <m:dPr>
+            <m:ctrlPr>
+              <w:rPr>
+                <w:rFonts w:ascii="Cambria Math" w:hAnsi="Cambria Math"/>
+                <w:i/>
+              </w:rPr>
+            </m:ctrlPr>
+          </m:dPr>
+          <m:e>
+            <m:r>
+              <w:rPr>
+                <w:rFonts w:ascii="Cambria Math" w:hAnsi="Cambria Math"/>
+              </w:rPr>
+              <m:t>i+1, j+1</m:t>
+            </m:r>
+          </m:e>
+        </m:d>
+        <m:r>
+          <w:rPr>
+            <w:rFonts w:ascii="Cambria Math" w:hAnsi="Cambria Math"/>
+          </w:rPr>
+          <m:t>}</m:t>
         </m:r>
       </m:oMath>
       <w:r>
@@ -8394,13 +8597,25 @@
     <w:p>
       <w:pPr>
         <w:jc w:val="center"/>
+        <w:rPr>
+          <w:i/>
+          <w:iCs/>
+        </w:rPr>
       </w:pPr>
       <w:bookmarkStart w:id="29" w:name="Рисунок_2_3"/>
       <w:r>
+        <w:rPr>
+          <w:i/>
+          <w:iCs/>
+        </w:rPr>
         <w:t>Рисунок 2.3</w:t>
       </w:r>
       <w:bookmarkEnd w:id="29"/>
       <w:r>
+        <w:rPr>
+          <w:i/>
+          <w:iCs/>
+        </w:rPr>
         <w:t xml:space="preserve"> – Побудова граней у меші</w:t>
       </w:r>
     </w:p>
@@ -8875,13 +9090,25 @@
     <w:p>
       <w:pPr>
         <w:jc w:val="center"/>
+        <w:rPr>
+          <w:i/>
+          <w:iCs/>
+        </w:rPr>
       </w:pPr>
       <w:bookmarkStart w:id="30" w:name="Рисунок_2_4"/>
       <w:r>
+        <w:rPr>
+          <w:i/>
+          <w:iCs/>
+        </w:rPr>
         <w:t xml:space="preserve">Рисунок 2.4 </w:t>
       </w:r>
       <w:bookmarkEnd w:id="30"/>
       <w:r>
+        <w:rPr>
+          <w:i/>
+          <w:iCs/>
+        </w:rPr>
         <w:t>– Під-квадрат з мешу, розділений на 2 трикутники</w:t>
       </w:r>
     </w:p>
@@ -8891,7 +9118,7 @@
         <w:pStyle w:val="2"/>
         <w:ind w:firstLine="0"/>
       </w:pPr>
-      <w:bookmarkStart w:id="31" w:name="_Toc168943559"/>
+      <w:bookmarkStart w:id="31" w:name="_Toc169124392"/>
       <w:r>
         <w:t>2.</w:t>
       </w:r>
@@ -8986,13 +9213,25 @@
     <w:p>
       <w:pPr>
         <w:jc w:val="center"/>
+        <w:rPr>
+          <w:i/>
+          <w:iCs/>
+        </w:rPr>
       </w:pPr>
       <w:bookmarkStart w:id="32" w:name="Рисунок_2_5"/>
       <w:r>
+        <w:rPr>
+          <w:i/>
+          <w:iCs/>
+        </w:rPr>
         <w:t xml:space="preserve">Рисунок 2.5 </w:t>
       </w:r>
       <w:bookmarkEnd w:id="32"/>
       <w:r>
+        <w:rPr>
+          <w:i/>
+          <w:iCs/>
+        </w:rPr>
         <w:t>– Перший випадок з нижнім трикутником</w:t>
       </w:r>
     </w:p>
@@ -9183,10 +9422,7 @@
               <w:rPr>
                 <w:i/>
               </w:rPr>
-              <w:t xml:space="preserve"> де N </w:t>
-            </w:r>
-            <w:r>
-              <w:t>– нормаль у точці.</w:t>
+              <w:t xml:space="preserve"> де N – нормаль у точці.</w:t>
             </w:r>
           </w:p>
         </w:tc>
@@ -9451,25 +9687,53 @@
     <w:p>
       <w:pPr>
         <w:jc w:val="center"/>
+        <w:rPr>
+          <w:i/>
+          <w:iCs/>
+        </w:rPr>
       </w:pPr>
       <w:bookmarkStart w:id="33" w:name="Рисунок_2_6"/>
       <w:r>
+        <w:rPr>
+          <w:i/>
+          <w:iCs/>
+        </w:rPr>
         <w:t>Рисунок 2.6</w:t>
       </w:r>
       <w:bookmarkEnd w:id="33"/>
       <w:r>
+        <w:rPr>
+          <w:i/>
+          <w:iCs/>
+        </w:rPr>
         <w:t xml:space="preserve"> – </w:t>
       </w:r>
       <w:r>
+        <w:rPr>
+          <w:i/>
+          <w:iCs/>
+        </w:rPr>
         <w:t xml:space="preserve">Другий </w:t>
       </w:r>
       <w:r>
+        <w:rPr>
+          <w:i/>
+          <w:iCs/>
+        </w:rPr>
         <w:t xml:space="preserve">випадок з </w:t>
       </w:r>
       <w:r>
+        <w:rPr>
+          <w:i/>
+          <w:iCs/>
+        </w:rPr>
         <w:t>верхнім</w:t>
       </w:r>
       <w:r>
+        <w:rPr>
+          <w:i/>
+          <w:iCs/>
+        </w:rPr>
         <w:t xml:space="preserve"> трикутником</w:t>
       </w:r>
     </w:p>
@@ -9479,7 +9743,7 @@
         <w:pStyle w:val="2"/>
         <w:ind w:firstLine="0"/>
       </w:pPr>
-      <w:bookmarkStart w:id="34" w:name="_Toc168943560"/>
+      <w:bookmarkStart w:id="34" w:name="_Toc169124393"/>
       <w:r>
         <w:t>2.</w:t>
       </w:r>
@@ -9878,14 +10142,12 @@
               <w:jc w:val="center"/>
               <w:rPr>
                 <w:i/>
+                <w:iCs/>
               </w:rPr>
             </w:pPr>
             <m:oMathPara>
               <m:oMath>
                 <m:r>
-                  <m:rPr>
-                    <m:sty m:val="p"/>
-                  </m:rPr>
                   <w:rPr>
                     <w:rFonts w:ascii="Cambria Math" w:hAnsi="Cambria Math"/>
                   </w:rPr>
@@ -9941,7 +10203,7 @@
         <w:pStyle w:val="2"/>
         <w:ind w:firstLine="0"/>
       </w:pPr>
-      <w:bookmarkStart w:id="35" w:name="_Toc168943561"/>
+      <w:bookmarkStart w:id="35" w:name="_Toc169124394"/>
       <w:r>
         <w:t>2.</w:t>
       </w:r>
@@ -10182,14 +10444,12 @@
         <w:jc w:val="center"/>
         <w:rPr>
           <w:i/>
+          <w:iCs/>
         </w:rPr>
       </w:pPr>
       <m:oMathPara>
         <m:oMath>
           <m:r>
-            <m:rPr>
-              <m:sty m:val="p"/>
-            </m:rPr>
             <w:rPr>
               <w:rFonts w:ascii="Cambria Math" w:hAnsi="Cambria Math"/>
             </w:rPr>
@@ -10232,6 +10492,365 @@
     <w:p>
       <w:pPr>
         <w:pStyle w:val="NormalNormal"/>
+        <w:ind w:firstLine="0"/>
+      </w:pPr>
+    </w:p>
+    <w:p>
+      <w:pPr>
+        <w:pStyle w:val="2"/>
+        <w:ind w:firstLine="0"/>
+      </w:pPr>
+      <w:bookmarkStart w:id="36" w:name="_Toc169124395"/>
+      <w:r>
+        <w:t>2.</w:t>
+      </w:r>
+      <w:r>
+        <w:t>6</w:t>
+      </w:r>
+      <w:r>
+        <w:t xml:space="preserve"> </w:t>
+      </w:r>
+      <w:r>
+        <w:t xml:space="preserve">Комбінування </w:t>
+      </w:r>
+      <w:proofErr w:type="spellStart"/>
+      <w:r>
+        <w:t>рівней</w:t>
+      </w:r>
+      <w:proofErr w:type="spellEnd"/>
+      <w:r>
+        <w:t xml:space="preserve"> шуму</w:t>
+      </w:r>
+      <w:bookmarkEnd w:id="36"/>
+    </w:p>
+    <w:p>
+      <w:pPr>
+        <w:pStyle w:val="NormalNormal"/>
+      </w:pPr>
+    </w:p>
+    <w:p>
+      <w:pPr>
+        <w:pStyle w:val="NormalNormal"/>
+      </w:pPr>
+      <w:r>
+        <w:t xml:space="preserve">Побудова </w:t>
+      </w:r>
+      <w:r>
+        <w:t>початкової</w:t>
+      </w:r>
+      <w:r>
+        <w:t xml:space="preserve">  поверхні відбувається через комбінування </w:t>
+      </w:r>
+      <w:proofErr w:type="spellStart"/>
+      <w:r>
+        <w:t>рівней</w:t>
+      </w:r>
+      <w:proofErr w:type="spellEnd"/>
+      <w:r>
+        <w:t xml:space="preserve"> псевдовипадкового шуму. Кожен рівень має інтенсивність, зсув та масштаб координат.</w:t>
+      </w:r>
+    </w:p>
+    <w:p>
+      <w:pPr>
+        <w:pStyle w:val="NormalNormal"/>
+      </w:pPr>
+    </w:p>
+    <w:tbl>
+      <w:tblPr>
+        <w:tblStyle w:val="af2"/>
+        <w:tblW w:w="0" w:type="auto"/>
+        <w:tblBorders>
+          <w:top w:val="none" w:sz="0" w:space="0" w:color="auto"/>
+          <w:left w:val="none" w:sz="0" w:space="0" w:color="auto"/>
+          <w:bottom w:val="none" w:sz="0" w:space="0" w:color="auto"/>
+          <w:right w:val="none" w:sz="0" w:space="0" w:color="auto"/>
+          <w:insideH w:val="none" w:sz="0" w:space="0" w:color="auto"/>
+          <w:insideV w:val="none" w:sz="0" w:space="0" w:color="auto"/>
+        </w:tblBorders>
+        <w:tblLook w:val="04A0" w:firstRow="1" w:lastRow="0" w:firstColumn="1" w:lastColumn="0" w:noHBand="0" w:noVBand="1"/>
+      </w:tblPr>
+      <w:tblGrid>
+        <w:gridCol w:w="8455"/>
+        <w:gridCol w:w="1171"/>
+      </w:tblGrid>
+      <w:tr>
+        <w:trPr>
+          <w:trHeight w:val="594"/>
+        </w:trPr>
+        <w:tc>
+          <w:tcPr>
+            <w:tcW w:w="8455" w:type="dxa"/>
+          </w:tcPr>
+          <w:p>
+            <w:pPr>
+              <w:pStyle w:val="NormalNormal"/>
+            </w:pPr>
+            <m:oMathPara>
+              <m:oMath>
+                <m:r>
+                  <w:rPr>
+                    <w:rFonts w:ascii="Cambria Math" w:hAnsi="Cambria Math"/>
+                  </w:rPr>
+                  <m:t>Poin</m:t>
+                </m:r>
+                <m:sSub>
+                  <m:sSubPr>
+                    <m:ctrlPr>
+                      <w:rPr>
+                        <w:rFonts w:ascii="Cambria Math" w:hAnsi="Cambria Math"/>
+                        <w:i/>
+                      </w:rPr>
+                    </m:ctrlPr>
+                  </m:sSubPr>
+                  <m:e>
+                    <m:r>
+                      <w:rPr>
+                        <w:rFonts w:ascii="Cambria Math" w:hAnsi="Cambria Math"/>
+                      </w:rPr>
+                      <m:t>t</m:t>
+                    </m:r>
+                  </m:e>
+                  <m:sub>
+                    <m:r>
+                      <w:rPr>
+                        <w:rFonts w:ascii="Cambria Math" w:hAnsi="Cambria Math"/>
+                      </w:rPr>
+                      <m:t>final</m:t>
+                    </m:r>
+                  </m:sub>
+                </m:sSub>
+                <m:r>
+                  <w:rPr>
+                    <w:rFonts w:ascii="Cambria Math" w:hAnsi="Cambria Math"/>
+                  </w:rPr>
+                  <m:t>=</m:t>
+                </m:r>
+                <m:nary>
+                  <m:naryPr>
+                    <m:chr m:val="∑"/>
+                    <m:limLoc m:val="undOvr"/>
+                    <m:ctrlPr>
+                      <w:rPr>
+                        <w:rFonts w:ascii="Cambria Math" w:hAnsi="Cambria Math"/>
+                        <w:i/>
+                      </w:rPr>
+                    </m:ctrlPr>
+                  </m:naryPr>
+                  <m:sub>
+                    <m:r>
+                      <w:rPr>
+                        <w:rFonts w:ascii="Cambria Math" w:hAnsi="Cambria Math"/>
+                      </w:rPr>
+                      <m:t>i=0</m:t>
+                    </m:r>
+                  </m:sub>
+                  <m:sup>
+                    <m:r>
+                      <w:rPr>
+                        <w:rFonts w:ascii="Cambria Math" w:hAnsi="Cambria Math"/>
+                      </w:rPr>
+                      <m:t>n</m:t>
+                    </m:r>
+                  </m:sup>
+                  <m:e>
+                    <m:r>
+                      <w:rPr>
+                        <w:rFonts w:ascii="Cambria Math" w:hAnsi="Cambria Math"/>
+                      </w:rPr>
+                      <m:t>A</m:t>
+                    </m:r>
+                    <m:d>
+                      <m:dPr>
+                        <m:begChr m:val="["/>
+                        <m:endChr m:val="]"/>
+                        <m:ctrlPr>
+                          <w:rPr>
+                            <w:rFonts w:ascii="Cambria Math" w:hAnsi="Cambria Math"/>
+                            <w:i/>
+                          </w:rPr>
+                        </m:ctrlPr>
+                      </m:dPr>
+                      <m:e>
+                        <m:r>
+                          <w:rPr>
+                            <w:rFonts w:ascii="Cambria Math" w:hAnsi="Cambria Math"/>
+                          </w:rPr>
+                          <m:t>i</m:t>
+                        </m:r>
+                      </m:e>
+                    </m:d>
+                    <m:r>
+                      <w:rPr>
+                        <w:rFonts w:ascii="Cambria Math" w:hAnsi="Cambria Math"/>
+                      </w:rPr>
+                      <m:t>*f</m:t>
+                    </m:r>
+                    <m:d>
+                      <m:dPr>
+                        <m:ctrlPr>
+                          <w:rPr>
+                            <w:rFonts w:ascii="Cambria Math" w:hAnsi="Cambria Math"/>
+                            <w:i/>
+                          </w:rPr>
+                        </m:ctrlPr>
+                      </m:dPr>
+                      <m:e>
+                        <m:r>
+                          <w:rPr>
+                            <w:rFonts w:ascii="Cambria Math" w:hAnsi="Cambria Math"/>
+                          </w:rPr>
+                          <m:t>S</m:t>
+                        </m:r>
+                        <m:d>
+                          <m:dPr>
+                            <m:begChr m:val="["/>
+                            <m:endChr m:val="]"/>
+                            <m:ctrlPr>
+                              <w:rPr>
+                                <w:rFonts w:ascii="Cambria Math" w:hAnsi="Cambria Math"/>
+                                <w:i/>
+                              </w:rPr>
+                            </m:ctrlPr>
+                          </m:dPr>
+                          <m:e>
+                            <m:r>
+                              <w:rPr>
+                                <w:rFonts w:ascii="Cambria Math" w:hAnsi="Cambria Math"/>
+                              </w:rPr>
+                              <m:t>i</m:t>
+                            </m:r>
+                          </m:e>
+                        </m:d>
+                        <m:r>
+                          <w:rPr>
+                            <w:rFonts w:ascii="Cambria Math" w:hAnsi="Cambria Math"/>
+                          </w:rPr>
+                          <m:t>*</m:t>
+                        </m:r>
+                        <m:d>
+                          <m:dPr>
+                            <m:ctrlPr>
+                              <w:rPr>
+                                <w:rFonts w:ascii="Cambria Math" w:hAnsi="Cambria Math"/>
+                                <w:i/>
+                              </w:rPr>
+                            </m:ctrlPr>
+                          </m:dPr>
+                          <m:e>
+                            <m:r>
+                              <w:rPr>
+                                <w:rFonts w:ascii="Cambria Math" w:hAnsi="Cambria Math"/>
+                              </w:rPr>
+                              <m:t>x</m:t>
+                            </m:r>
+                            <m:d>
+                              <m:dPr>
+                                <m:begChr m:val="["/>
+                                <m:endChr m:val="]"/>
+                                <m:ctrlPr>
+                                  <w:rPr>
+                                    <w:rFonts w:ascii="Cambria Math" w:hAnsi="Cambria Math"/>
+                                    <w:i/>
+                                  </w:rPr>
+                                </m:ctrlPr>
+                              </m:dPr>
+                              <m:e>
+                                <m:r>
+                                  <w:rPr>
+                                    <w:rFonts w:ascii="Cambria Math" w:hAnsi="Cambria Math"/>
+                                  </w:rPr>
+                                  <m:t>i</m:t>
+                                </m:r>
+                              </m:e>
+                            </m:d>
+                            <m:r>
+                              <w:rPr>
+                                <w:rFonts w:ascii="Cambria Math" w:hAnsi="Cambria Math"/>
+                              </w:rPr>
+                              <m:t>+D</m:t>
+                            </m:r>
+                            <m:d>
+                              <m:dPr>
+                                <m:begChr m:val="["/>
+                                <m:endChr m:val="]"/>
+                                <m:ctrlPr>
+                                  <w:rPr>
+                                    <w:rFonts w:ascii="Cambria Math" w:hAnsi="Cambria Math"/>
+                                    <w:i/>
+                                  </w:rPr>
+                                </m:ctrlPr>
+                              </m:dPr>
+                              <m:e>
+                                <m:r>
+                                  <w:rPr>
+                                    <w:rFonts w:ascii="Cambria Math" w:hAnsi="Cambria Math"/>
+                                  </w:rPr>
+                                  <m:t>i</m:t>
+                                </m:r>
+                              </m:e>
+                            </m:d>
+                          </m:e>
+                        </m:d>
+                      </m:e>
+                    </m:d>
+                  </m:e>
+                </m:nary>
+                <m:r>
+                  <w:rPr>
+                    <w:rFonts w:ascii="Cambria Math" w:hAnsi="Cambria Math"/>
+                  </w:rPr>
+                  <m:t>,</m:t>
+                </m:r>
+              </m:oMath>
+            </m:oMathPara>
+          </w:p>
+          <w:p>
+            <w:pPr>
+              <w:pStyle w:val="NormalNormal"/>
+              <w:ind w:firstLine="0"/>
+              <w:jc w:val="center"/>
+            </w:pPr>
+          </w:p>
+        </w:tc>
+        <w:tc>
+          <w:tcPr>
+            <w:tcW w:w="1171" w:type="dxa"/>
+          </w:tcPr>
+          <w:p>
+            <w:pPr>
+              <w:pStyle w:val="NormalNormal"/>
+              <w:ind w:firstLine="0"/>
+            </w:pPr>
+            <w:r>
+              <w:t>(2.12)</w:t>
+            </w:r>
+          </w:p>
+        </w:tc>
+      </w:tr>
+    </w:tbl>
+    <w:p>
+      <w:pPr>
+        <w:pStyle w:val="NormalNormal"/>
+        <w:ind w:firstLine="0"/>
+        <w:jc w:val="center"/>
+        <w:rPr>
+          <w:i/>
+          <w:iCs/>
+        </w:rPr>
+      </w:pPr>
+      <w:r>
+        <w:rPr>
+          <w:i/>
+          <w:iCs/>
+        </w:rPr>
+        <w:t>Де I – індекс рівня шуму, A – амплітуда, S – розмір, D – зсув координат</w:t>
+      </w:r>
+    </w:p>
+    <w:p>
+      <w:pPr>
+        <w:pStyle w:val="NormalNormal"/>
+        <w:ind w:firstLine="0"/>
+        <w:jc w:val="center"/>
       </w:pPr>
       <w:r>
         <w:br w:type="page"/>
@@ -10241,12 +10860,12 @@
       <w:pPr>
         <w:pStyle w:val="1"/>
       </w:pPr>
-      <w:bookmarkStart w:id="36" w:name="_Toc168943562"/>
+      <w:bookmarkStart w:id="37" w:name="_Toc169124396"/>
       <w:r>
         <w:lastRenderedPageBreak/>
         <w:t>3 ОПИС ПРОГРАМНОГО ЗАБЕЗПЕЧЕННЯ</w:t>
       </w:r>
-      <w:bookmarkEnd w:id="36"/>
+      <w:bookmarkEnd w:id="37"/>
     </w:p>
     <w:p/>
     <w:p>
@@ -10254,11 +10873,11 @@
         <w:pStyle w:val="2"/>
         <w:ind w:firstLine="0"/>
       </w:pPr>
-      <w:bookmarkStart w:id="37" w:name="_Toc168943563"/>
+      <w:bookmarkStart w:id="38" w:name="_Toc169124397"/>
       <w:r>
         <w:t>3.1 Платформа Unity</w:t>
       </w:r>
-      <w:bookmarkEnd w:id="37"/>
+      <w:bookmarkEnd w:id="38"/>
     </w:p>
     <w:p>
       <w:pPr>
@@ -10543,7 +11162,7 @@
         <w:pStyle w:val="2"/>
         <w:ind w:firstLine="708"/>
       </w:pPr>
-      <w:bookmarkStart w:id="38" w:name="_Toc168943564"/>
+      <w:bookmarkStart w:id="39" w:name="_Toc169124398"/>
       <w:r>
         <w:t xml:space="preserve">3.2 </w:t>
       </w:r>
@@ -10553,7 +11172,7 @@
       <w:r>
         <w:t xml:space="preserve"> pipeline</w:t>
       </w:r>
-      <w:bookmarkEnd w:id="38"/>
+      <w:bookmarkEnd w:id="39"/>
     </w:p>
     <w:p>
       <w:pPr>
@@ -10763,11 +11382,11 @@
         <w:pStyle w:val="2"/>
         <w:ind w:firstLine="708"/>
       </w:pPr>
-      <w:bookmarkStart w:id="39" w:name="_Toc168943565"/>
+      <w:bookmarkStart w:id="40" w:name="_Toc169124399"/>
       <w:r>
         <w:t>3.3 Shader graph</w:t>
       </w:r>
-      <w:bookmarkEnd w:id="39"/>
+      <w:bookmarkEnd w:id="40"/>
     </w:p>
     <w:p>
       <w:pPr>
@@ -10947,12 +11566,12 @@
       <w:pPr>
         <w:pStyle w:val="1"/>
       </w:pPr>
-      <w:bookmarkStart w:id="40" w:name="_Toc168943566"/>
+      <w:bookmarkStart w:id="41" w:name="_Toc169124400"/>
       <w:r>
         <w:lastRenderedPageBreak/>
         <w:t>4 АНАЛІЗ ОТРИМАНИХ РЕЗУЛЬТАТІВ</w:t>
       </w:r>
-      <w:bookmarkEnd w:id="40"/>
+      <w:bookmarkEnd w:id="41"/>
     </w:p>
     <w:p>
       <w:pPr>
@@ -11057,11 +11676,11 @@
         <w:pStyle w:val="NormalNormal"/>
         <w:jc w:val="center"/>
       </w:pPr>
-      <w:bookmarkStart w:id="41" w:name="Рисунок_4_1"/>
+      <w:bookmarkStart w:id="42" w:name="Рисунок_4_1"/>
       <w:r>
         <w:t xml:space="preserve">Рисунок 4.1 </w:t>
       </w:r>
-      <w:bookmarkEnd w:id="41"/>
+      <w:bookmarkEnd w:id="42"/>
       <w:r>
         <w:t xml:space="preserve">– </w:t>
       </w:r>
@@ -11500,11 +12119,11 @@
       <w:pPr>
         <w:jc w:val="center"/>
       </w:pPr>
-      <w:bookmarkStart w:id="42" w:name="Рисунок_4_2"/>
+      <w:bookmarkStart w:id="43" w:name="Рисунок_4_2"/>
       <w:r>
         <w:t xml:space="preserve">Рисунок 4.2 </w:t>
       </w:r>
-      <w:bookmarkEnd w:id="42"/>
+      <w:bookmarkEnd w:id="43"/>
       <w:r>
         <w:t>– три рівні шуму з різними параметрами</w:t>
       </w:r>
@@ -11646,11 +12265,11 @@
         <w:ind w:firstLine="0"/>
         <w:jc w:val="center"/>
       </w:pPr>
-      <w:bookmarkStart w:id="43" w:name="Рисунок_4_3"/>
+      <w:bookmarkStart w:id="44" w:name="Рисунок_4_3"/>
       <w:r>
         <w:t>Рисунок 4.3</w:t>
       </w:r>
-      <w:bookmarkEnd w:id="43"/>
+      <w:bookmarkEnd w:id="44"/>
       <w:r>
         <w:t xml:space="preserve"> – шум, комбінований з трьох рівнів</w:t>
       </w:r>
@@ -11786,7 +12405,7 @@
         <w:ind w:firstLine="0"/>
         <w:jc w:val="center"/>
       </w:pPr>
-      <w:bookmarkStart w:id="44" w:name="Рисунок_4_4"/>
+      <w:bookmarkStart w:id="45" w:name="Рисунок_4_4"/>
       <w:r>
         <w:t>Рисунок 4.</w:t>
       </w:r>
@@ -11796,7 +12415,7 @@
       <w:r>
         <w:t xml:space="preserve"> </w:t>
       </w:r>
-      <w:bookmarkEnd w:id="44"/>
+      <w:bookmarkEnd w:id="45"/>
       <w:r>
         <w:t>– компонент для налаштування кольорів</w:t>
       </w:r>
@@ -11839,11 +12458,9 @@
       <w:r>
         <w:t xml:space="preserve">. Ліворуч накладений шейдер, який відображає два кольори: зелений та сірий, які залежать від кута між </w:t>
       </w:r>
-      <w:proofErr w:type="spellStart"/>
-      <w:r>
-        <w:t>нормалью</w:t>
-      </w:r>
-      <w:proofErr w:type="spellEnd"/>
+      <w:r>
+        <w:t>нормаллю</w:t>
+      </w:r>
       <w:r>
         <w:t xml:space="preserve"> поверхні та вектором </w:t>
       </w:r>
@@ -12032,14 +12649,14 @@
         <w:ind w:firstLine="0"/>
         <w:jc w:val="center"/>
       </w:pPr>
-      <w:bookmarkStart w:id="45" w:name="Рисунок_4_5"/>
+      <w:bookmarkStart w:id="46" w:name="Рисунок_4_5"/>
       <w:r>
         <w:t>Рисунок 4.</w:t>
       </w:r>
       <w:r>
         <w:t>5</w:t>
       </w:r>
-      <w:bookmarkEnd w:id="45"/>
+      <w:bookmarkEnd w:id="46"/>
       <w:r>
         <w:t xml:space="preserve"> – </w:t>
       </w:r>
@@ -12207,7 +12824,7 @@
         <w:ind w:firstLine="0"/>
         <w:jc w:val="center"/>
       </w:pPr>
-      <w:bookmarkStart w:id="46" w:name="Рисунок_4_6"/>
+      <w:bookmarkStart w:id="47" w:name="Рисунок_4_6"/>
       <w:r>
         <w:t>Рисунок 4.</w:t>
       </w:r>
@@ -12217,7 +12834,7 @@
       <w:r>
         <w:t xml:space="preserve"> </w:t>
       </w:r>
-      <w:bookmarkEnd w:id="46"/>
+      <w:bookmarkEnd w:id="47"/>
       <w:r>
         <w:t>–</w:t>
       </w:r>
@@ -12379,7 +12996,7 @@
         <w:ind w:firstLine="0"/>
         <w:jc w:val="center"/>
       </w:pPr>
-      <w:bookmarkStart w:id="47" w:name="Рисунок_4_7"/>
+      <w:bookmarkStart w:id="48" w:name="Рисунок_4_7"/>
       <w:r>
         <w:t>Рисунок 4.</w:t>
       </w:r>
@@ -12389,7 +13006,7 @@
       <w:r>
         <w:t xml:space="preserve"> </w:t>
       </w:r>
-      <w:bookmarkEnd w:id="47"/>
+      <w:bookmarkEnd w:id="48"/>
       <w:r>
         <w:t>–</w:t>
       </w:r>
@@ -12503,7 +13120,7 @@
           <w:szCs w:val="20"/>
         </w:rPr>
       </w:pPr>
-      <w:bookmarkStart w:id="48" w:name="Рисунок_4_8"/>
+      <w:bookmarkStart w:id="49" w:name="Рисунок_4_8"/>
       <w:r>
         <w:rPr>
           <w:szCs w:val="20"/>
@@ -12522,7 +13139,7 @@
         </w:rPr>
         <w:t xml:space="preserve"> </w:t>
       </w:r>
-      <w:bookmarkEnd w:id="48"/>
+      <w:bookmarkEnd w:id="49"/>
       <w:r>
         <w:t>– Стани поверхні з різницею у 150000 ітерацій</w:t>
       </w:r>
@@ -12540,12 +13157,12 @@
       <w:pPr>
         <w:pStyle w:val="1"/>
       </w:pPr>
-      <w:bookmarkStart w:id="49" w:name="_Toc168943567"/>
+      <w:bookmarkStart w:id="50" w:name="_Toc169124401"/>
       <w:r>
         <w:lastRenderedPageBreak/>
         <w:t>ВИСНОВКИ</w:t>
       </w:r>
-      <w:bookmarkEnd w:id="49"/>
+      <w:bookmarkEnd w:id="50"/>
     </w:p>
     <w:p>
       <w:pPr>
@@ -12608,7 +13225,21 @@
         <w:jc w:val="left"/>
       </w:pPr>
       <w:r>
-        <w:t>Вивчено теоретичні основи, існуючи підходи до ерозії поверхні.</w:t>
+        <w:t xml:space="preserve">Вивчено теоретичні основи, </w:t>
+      </w:r>
+      <w:proofErr w:type="spellStart"/>
+      <w:r>
+        <w:t>існуюч</w:t>
+      </w:r>
+      <w:proofErr w:type="spellEnd"/>
+      <w:r>
+        <w:rPr>
+          <w:lang w:val="ru-RU"/>
+        </w:rPr>
+        <w:t>і</w:t>
+      </w:r>
+      <w:r>
+        <w:t xml:space="preserve"> підходи до ерозії поверхні.</w:t>
       </w:r>
     </w:p>
     <w:p>
@@ -12702,12 +13333,12 @@
       <w:pPr>
         <w:pStyle w:val="1"/>
       </w:pPr>
-      <w:bookmarkStart w:id="50" w:name="_Toc168943568"/>
+      <w:bookmarkStart w:id="51" w:name="_Toc169124402"/>
       <w:r>
         <w:lastRenderedPageBreak/>
         <w:t>СПИСОК ВИКОРИСТАНИХ ДЖЕРЕЛ</w:t>
       </w:r>
-      <w:bookmarkEnd w:id="50"/>
+      <w:bookmarkEnd w:id="51"/>
     </w:p>
     <w:p>
       <w:pPr>
@@ -14660,12 +15291,12 @@
       <w:pPr>
         <w:pStyle w:val="1"/>
       </w:pPr>
-      <w:bookmarkStart w:id="51" w:name="_Toc168943569"/>
+      <w:bookmarkStart w:id="52" w:name="_Toc169124403"/>
       <w:r>
         <w:lastRenderedPageBreak/>
         <w:t>ДОДАТКИ</w:t>
       </w:r>
-      <w:bookmarkEnd w:id="51"/>
+      <w:bookmarkEnd w:id="52"/>
     </w:p>
     <w:p>
       <w:pPr>
@@ -14673,11 +15304,11 @@
         <w:ind w:firstLine="0"/>
         <w:jc w:val="center"/>
       </w:pPr>
-      <w:bookmarkStart w:id="52" w:name="_Toc168943570"/>
+      <w:bookmarkStart w:id="53" w:name="_Toc169124404"/>
       <w:r>
         <w:t>Додаток А</w:t>
       </w:r>
-      <w:bookmarkEnd w:id="52"/>
+      <w:bookmarkEnd w:id="53"/>
     </w:p>
     <w:p>
       <w:pPr>
@@ -21975,12 +22606,12 @@
         <w:ind w:firstLine="0"/>
         <w:jc w:val="center"/>
       </w:pPr>
-      <w:bookmarkStart w:id="53" w:name="_Toc168943571"/>
+      <w:bookmarkStart w:id="54" w:name="_Toc169124405"/>
       <w:r>
         <w:lastRenderedPageBreak/>
         <w:t>Додаток Б</w:t>
       </w:r>
-      <w:bookmarkEnd w:id="53"/>
+      <w:bookmarkEnd w:id="54"/>
     </w:p>
     <w:p>
       <w:pPr>
@@ -26505,12 +27136,12 @@
         <w:ind w:firstLine="0"/>
         <w:jc w:val="center"/>
       </w:pPr>
-      <w:bookmarkStart w:id="54" w:name="_Toc168943572"/>
+      <w:bookmarkStart w:id="55" w:name="_Toc169124406"/>
       <w:r>
         <w:lastRenderedPageBreak/>
         <w:t>Додаток В</w:t>
       </w:r>
-      <w:bookmarkEnd w:id="54"/>
+      <w:bookmarkEnd w:id="55"/>
     </w:p>
     <w:p>
       <w:pPr>
